--- a/downloads/Annexe_L_Registre_decision_action_suivi_Letter.docx
+++ b/downloads/Annexe_L_Registre_decision_action_suivi_Letter.docx
@@ -1465,9 +1465,15 @@
 <w:ftr xmlns:m="http://schemas.openxmlformats.org/officeDocument/2006/math" xmlns:mc="http://schemas.openxmlformats.org/markup-compatibility/2006" xmlns:mo="http://schemas.microsoft.com/office/mac/office/2008/main" xmlns:mv="urn:schemas-microsoft-com:mac:vml" xmlns:o="urn:schemas-microsoft-com:office:office" xmlns:r="http://schemas.openxmlformats.org/officeDocument/2006/relationships" xmlns:v="urn:schemas-microsoft-com:vml" xmlns:w10="urn:schemas-microsoft-com:office:word" xmlns:w14="http://schemas.microsoft.com/office/word/2010/wordml" xmlns:w="http://schemas.openxmlformats.org/wordprocessingml/2006/main" xmlns:wne="http://schemas.microsoft.com/office/word/2006/wordml" xmlns:wp14="http://schemas.microsoft.com/office/word/2010/wordprocessingDrawing" xmlns:wp="http://schemas.openxmlformats.org/drawingml/2006/wordprocessingDrawing" xmlns:wpc="http://schemas.microsoft.com/office/word/2010/wordprocessingCanvas" xmlns:wpg="http://schemas.microsoft.com/office/word/2010/wordprocessingGroup" xmlns:wpi="http://schemas.microsoft.com/office/word/2010/wordprocessingInk" xmlns:wps="http://schemas.microsoft.com/office/word/2010/wordprocessingShape" mc:Ignorable="w14 wp14">
   <w:p>
     <w:pPr>
-      <w:pStyle w:val="Footer"/>
-    </w:pPr>
-    <w:r/>
+      <w:jc w:val="center"/>
+    </w:pPr>
+    <w:r>
+      <w:rPr>
+        <w:rFonts w:ascii="Georgia" w:hAnsi="Georgia" w:cs="Georgia" w:eastAsia="Georgia"/>
+        <w:sz w:val="16"/>
+      </w:rPr>
+      <w:t>© 2026 Chantal Bouchard. Tous droits réservés.</w:t>
+    </w:r>
   </w:p>
 </w:ftr>
 </file>
@@ -1476,9 +1482,15 @@
 <w:ftr xmlns:m="http://schemas.openxmlformats.org/officeDocument/2006/math" xmlns:mc="http://schemas.openxmlformats.org/markup-compatibility/2006" xmlns:mo="http://schemas.microsoft.com/office/mac/office/2008/main" xmlns:mv="urn:schemas-microsoft-com:mac:vml" xmlns:o="urn:schemas-microsoft-com:office:office" xmlns:r="http://schemas.openxmlformats.org/officeDocument/2006/relationships" xmlns:v="urn:schemas-microsoft-com:vml" xmlns:w10="urn:schemas-microsoft-com:office:word" xmlns:w14="http://schemas.microsoft.com/office/word/2010/wordml" xmlns:w="http://schemas.openxmlformats.org/wordprocessingml/2006/main" xmlns:wne="http://schemas.microsoft.com/office/word/2006/wordml" xmlns:wp14="http://schemas.microsoft.com/office/word/2010/wordprocessingDrawing" xmlns:wp="http://schemas.openxmlformats.org/drawingml/2006/wordprocessingDrawing" xmlns:wpc="http://schemas.microsoft.com/office/word/2010/wordprocessingCanvas" xmlns:wpg="http://schemas.microsoft.com/office/word/2010/wordprocessingGroup" xmlns:wpi="http://schemas.microsoft.com/office/word/2010/wordprocessingInk" xmlns:wps="http://schemas.microsoft.com/office/word/2010/wordprocessingShape" mc:Ignorable="w14 wp14">
   <w:p>
     <w:pPr>
-      <w:pStyle w:val="Footer"/>
-    </w:pPr>
-    <w:r/>
+      <w:jc w:val="center"/>
+    </w:pPr>
+    <w:r>
+      <w:rPr>
+        <w:rFonts w:ascii="Georgia" w:hAnsi="Georgia" w:cs="Georgia" w:eastAsia="Georgia"/>
+        <w:sz w:val="16"/>
+      </w:rPr>
+      <w:t>© 2026 Chantal Bouchard. Tous droits réservés.</w:t>
+    </w:r>
   </w:p>
 </w:ftr>
 </file>
@@ -1487,9 +1499,15 @@
 <w:ftr xmlns:m="http://schemas.openxmlformats.org/officeDocument/2006/math" xmlns:mc="http://schemas.openxmlformats.org/markup-compatibility/2006" xmlns:mo="http://schemas.microsoft.com/office/mac/office/2008/main" xmlns:mv="urn:schemas-microsoft-com:mac:vml" xmlns:o="urn:schemas-microsoft-com:office:office" xmlns:r="http://schemas.openxmlformats.org/officeDocument/2006/relationships" xmlns:v="urn:schemas-microsoft-com:vml" xmlns:w10="urn:schemas-microsoft-com:office:word" xmlns:w14="http://schemas.microsoft.com/office/word/2010/wordml" xmlns:w="http://schemas.openxmlformats.org/wordprocessingml/2006/main" xmlns:wne="http://schemas.microsoft.com/office/word/2006/wordml" xmlns:wp14="http://schemas.microsoft.com/office/word/2010/wordprocessingDrawing" xmlns:wp="http://schemas.openxmlformats.org/drawingml/2006/wordprocessingDrawing" xmlns:wpc="http://schemas.microsoft.com/office/word/2010/wordprocessingCanvas" xmlns:wpg="http://schemas.microsoft.com/office/word/2010/wordprocessingGroup" xmlns:wpi="http://schemas.microsoft.com/office/word/2010/wordprocessingInk" xmlns:wps="http://schemas.microsoft.com/office/word/2010/wordprocessingShape" mc:Ignorable="w14 wp14">
   <w:p>
     <w:pPr>
-      <w:pStyle w:val="Footer"/>
-    </w:pPr>
-    <w:r/>
+      <w:jc w:val="center"/>
+    </w:pPr>
+    <w:r>
+      <w:rPr>
+        <w:rFonts w:ascii="Georgia" w:hAnsi="Georgia" w:cs="Georgia" w:eastAsia="Georgia"/>
+        <w:sz w:val="16"/>
+      </w:rPr>
+      <w:t>© 2026 Chantal Bouchard. Tous droits réservés.</w:t>
+    </w:r>
   </w:p>
 </w:ftr>
 </file>
@@ -1599,36 +1617,15 @@
 </file>
 
 <file path=word/header7.xml><?xml version="1.0" encoding="utf-8"?>
-<w:hdr xmlns:m="http://schemas.openxmlformats.org/officeDocument/2006/math" xmlns:mc="http://schemas.openxmlformats.org/markup-compatibility/2006" xmlns:mo="http://schemas.microsoft.com/office/mac/office/2008/main" xmlns:mv="urn:schemas-microsoft-com:mac:vml" xmlns:o="urn:schemas-microsoft-com:office:office" xmlns:r="http://schemas.openxmlformats.org/officeDocument/2006/relationships" xmlns:v="urn:schemas-microsoft-com:vml" xmlns:w10="urn:schemas-microsoft-com:office:word" xmlns:w14="http://schemas.microsoft.com/office/word/2010/wordml" xmlns:w="http://schemas.openxmlformats.org/wordprocessingml/2006/main" xmlns:wne="http://schemas.microsoft.com/office/word/2006/wordml" xmlns:wp14="http://schemas.microsoft.com/office/word/2010/wordprocessingDrawing" xmlns:wp="http://schemas.openxmlformats.org/drawingml/2006/wordprocessingDrawing" xmlns:wpc="http://schemas.microsoft.com/office/word/2010/wordprocessingCanvas" xmlns:wpg="http://schemas.microsoft.com/office/word/2010/wordprocessingGroup" xmlns:wpi="http://schemas.microsoft.com/office/word/2010/wordprocessingInk" xmlns:wps="http://schemas.microsoft.com/office/word/2010/wordprocessingShape" mc:Ignorable="w14 wp14">
-  <w:p>
-    <w:pPr>
-      <w:pStyle w:val="Header"/>
-    </w:pPr>
-    <w:r/>
-  </w:p>
-</w:hdr>
+<w:hdr xmlns:m="http://schemas.openxmlformats.org/officeDocument/2006/math" xmlns:mc="http://schemas.openxmlformats.org/markup-compatibility/2006" xmlns:mo="http://schemas.microsoft.com/office/mac/office/2008/main" xmlns:mv="urn:schemas-microsoft-com:mac:vml" xmlns:o="urn:schemas-microsoft-com:office:office" xmlns:r="http://schemas.openxmlformats.org/officeDocument/2006/relationships" xmlns:v="urn:schemas-microsoft-com:vml" xmlns:w10="urn:schemas-microsoft-com:office:word" xmlns:w14="http://schemas.microsoft.com/office/word/2010/wordml" xmlns:w="http://schemas.openxmlformats.org/wordprocessingml/2006/main" xmlns:wne="http://schemas.microsoft.com/office/word/2006/wordml" xmlns:wp14="http://schemas.microsoft.com/office/word/2010/wordprocessingDrawing" xmlns:wp="http://schemas.openxmlformats.org/drawingml/2006/wordprocessingDrawing" xmlns:wpc="http://schemas.microsoft.com/office/word/2010/wordprocessingCanvas" xmlns:wpg="http://schemas.microsoft.com/office/word/2010/wordprocessingGroup" xmlns:wpi="http://schemas.microsoft.com/office/word/2010/wordprocessingInk" xmlns:wps="http://schemas.microsoft.com/office/word/2010/wordprocessingShape" mc:Ignorable="w14 wp14"/>
 </file>
 
 <file path=word/header8.xml><?xml version="1.0" encoding="utf-8"?>
-<w:hdr xmlns:m="http://schemas.openxmlformats.org/officeDocument/2006/math" xmlns:mc="http://schemas.openxmlformats.org/markup-compatibility/2006" xmlns:mo="http://schemas.microsoft.com/office/mac/office/2008/main" xmlns:mv="urn:schemas-microsoft-com:mac:vml" xmlns:o="urn:schemas-microsoft-com:office:office" xmlns:r="http://schemas.openxmlformats.org/officeDocument/2006/relationships" xmlns:v="urn:schemas-microsoft-com:vml" xmlns:w10="urn:schemas-microsoft-com:office:word" xmlns:w14="http://schemas.microsoft.com/office/word/2010/wordml" xmlns:w="http://schemas.openxmlformats.org/wordprocessingml/2006/main" xmlns:wne="http://schemas.microsoft.com/office/word/2006/wordml" xmlns:wp14="http://schemas.microsoft.com/office/word/2010/wordprocessingDrawing" xmlns:wp="http://schemas.openxmlformats.org/drawingml/2006/wordprocessingDrawing" xmlns:wpc="http://schemas.microsoft.com/office/word/2010/wordprocessingCanvas" xmlns:wpg="http://schemas.microsoft.com/office/word/2010/wordprocessingGroup" xmlns:wpi="http://schemas.microsoft.com/office/word/2010/wordprocessingInk" xmlns:wps="http://schemas.microsoft.com/office/word/2010/wordprocessingShape" mc:Ignorable="w14 wp14">
-  <w:p>
-    <w:pPr>
-      <w:pStyle w:val="Header"/>
-    </w:pPr>
-    <w:r/>
-  </w:p>
-</w:hdr>
+<w:hdr xmlns:m="http://schemas.openxmlformats.org/officeDocument/2006/math" xmlns:mc="http://schemas.openxmlformats.org/markup-compatibility/2006" xmlns:mo="http://schemas.microsoft.com/office/mac/office/2008/main" xmlns:mv="urn:schemas-microsoft-com:mac:vml" xmlns:o="urn:schemas-microsoft-com:office:office" xmlns:r="http://schemas.openxmlformats.org/officeDocument/2006/relationships" xmlns:v="urn:schemas-microsoft-com:vml" xmlns:w10="urn:schemas-microsoft-com:office:word" xmlns:w14="http://schemas.microsoft.com/office/word/2010/wordml" xmlns:w="http://schemas.openxmlformats.org/wordprocessingml/2006/main" xmlns:wne="http://schemas.microsoft.com/office/word/2006/wordml" xmlns:wp14="http://schemas.microsoft.com/office/word/2010/wordprocessingDrawing" xmlns:wp="http://schemas.openxmlformats.org/drawingml/2006/wordprocessingDrawing" xmlns:wpc="http://schemas.microsoft.com/office/word/2010/wordprocessingCanvas" xmlns:wpg="http://schemas.microsoft.com/office/word/2010/wordprocessingGroup" xmlns:wpi="http://schemas.microsoft.com/office/word/2010/wordprocessingInk" xmlns:wps="http://schemas.microsoft.com/office/word/2010/wordprocessingShape" mc:Ignorable="w14 wp14"/>
 </file>
 
 <file path=word/header9.xml><?xml version="1.0" encoding="utf-8"?>
-<w:hdr xmlns:m="http://schemas.openxmlformats.org/officeDocument/2006/math" xmlns:mc="http://schemas.openxmlformats.org/markup-compatibility/2006" xmlns:mo="http://schemas.microsoft.com/office/mac/office/2008/main" xmlns:mv="urn:schemas-microsoft-com:mac:vml" xmlns:o="urn:schemas-microsoft-com:office:office" xmlns:r="http://schemas.openxmlformats.org/officeDocument/2006/relationships" xmlns:v="urn:schemas-microsoft-com:vml" xmlns:w10="urn:schemas-microsoft-com:office:word" xmlns:w14="http://schemas.microsoft.com/office/word/2010/wordml" xmlns:w="http://schemas.openxmlformats.org/wordprocessingml/2006/main" xmlns:wne="http://schemas.microsoft.com/office/word/2006/wordml" xmlns:wp14="http://schemas.microsoft.com/office/word/2010/wordprocessingDrawing" xmlns:wp="http://schemas.openxmlformats.org/drawingml/2006/wordprocessingDrawing" xmlns:wpc="http://schemas.microsoft.com/office/word/2010/wordprocessingCanvas" xmlns:wpg="http://schemas.microsoft.com/office/word/2010/wordprocessingGroup" xmlns:wpi="http://schemas.microsoft.com/office/word/2010/wordprocessingInk" xmlns:wps="http://schemas.microsoft.com/office/word/2010/wordprocessingShape" mc:Ignorable="w14 wp14">
-  <w:p>
-    <w:pPr>
-      <w:pStyle w:val="Header"/>
-    </w:pPr>
-    <w:r/>
-  </w:p>
-</w:hdr>
+<w:hdr xmlns:m="http://schemas.openxmlformats.org/officeDocument/2006/math" xmlns:mc="http://schemas.openxmlformats.org/markup-compatibility/2006" xmlns:mo="http://schemas.microsoft.com/office/mac/office/2008/main" xmlns:mv="urn:schemas-microsoft-com:mac:vml" xmlns:o="urn:schemas-microsoft-com:office:office" xmlns:r="http://schemas.openxmlformats.org/officeDocument/2006/relationships" xmlns:v="urn:schemas-microsoft-com:vml" xmlns:w10="urn:schemas-microsoft-com:office:word" xmlns:w14="http://schemas.microsoft.com/office/word/2010/wordml" xmlns:w="http://schemas.openxmlformats.org/wordprocessingml/2006/main" xmlns:wne="http://schemas.microsoft.com/office/word/2006/wordml" xmlns:wp14="http://schemas.microsoft.com/office/word/2010/wordprocessingDrawing" xmlns:wp="http://schemas.openxmlformats.org/drawingml/2006/wordprocessingDrawing" xmlns:wpc="http://schemas.microsoft.com/office/word/2010/wordprocessingCanvas" xmlns:wpg="http://schemas.microsoft.com/office/word/2010/wordprocessingGroup" xmlns:wpi="http://schemas.microsoft.com/office/word/2010/wordprocessingInk" xmlns:wps="http://schemas.microsoft.com/office/word/2010/wordprocessingShape" mc:Ignorable="w14 wp14"/>
 </file>
 
 <file path=word/numbering.xml><?xml version="1.0" encoding="utf-8"?>
